--- a/Participant-Setup-Guide.docx
+++ b/Participant-Setup-Guide.docx
@@ -273,6 +273,36 @@
           <w:szCs w:val="22"/>
         </w:rPr>
         <w:t xml:space="preserve">Node.js 20 + npm.</w:t>
+      </w:r>
+    </w:p>
+    <w:p>
+      <w:pPr>
+        <w:pStyle w:val="ListParagraph"/>
+        <w:numPr>
+          <w:ilvl w:val="0"/>
+          <w:numId w:val="2"/>
+        </w:numPr>
+        <w:spacing w:after="70" w:line="264"/>
+      </w:pPr>
+      <w:r>
+        <w:rPr>
+          <w:rFonts w:ascii="Calibri" w:cs="Calibri" w:eastAsia="Calibri" w:hAnsi="Calibri"/>
+          <w:b/>
+          <w:bCs/>
+          <w:color w:val="333333"/>
+          <w:sz w:val="22"/>
+          <w:szCs w:val="22"/>
+        </w:rPr>
+        <w:t xml:space="preserve">Version note: </w:t>
+      </w:r>
+      <w:r>
+        <w:rPr>
+          <w:rFonts w:ascii="Calibri" w:cs="Calibri" w:eastAsia="Calibri" w:hAnsi="Calibri"/>
+          <w:color w:val="333333"/>
+          <w:sz w:val="22"/>
+          <w:szCs w:val="22"/>
+        </w:rPr>
+        <w:t xml:space="preserve">the kits are tested against Python 3.12 and Node 20 exactly. If your laptop has a newer Python (3.13+), create the venv from a 3.12 installation; a newer Node usually works but npm will warn — Node 20 LTS is the tested baseline.</w:t>
       </w:r>
     </w:p>
     <w:p>
@@ -1127,17 +1157,231 @@
     </w:p>
     <w:p>
       <w:pPr>
-        <w:pStyle w:val="Heading2"/>
-        <w:spacing w:after="110" w:before="240"/>
-      </w:pPr>
-      <w:r>
-        <w:rPr>
-          <w:rFonts w:ascii="Calibri" w:cs="Calibri" w:eastAsia="Calibri" w:hAnsi="Calibri"/>
-          <w:b/>
-          <w:bCs/>
-          <w:color w:val="1C7293"/>
-        </w:rPr>
-        <w:t>Run your group's 5-minute toolchain check before you paste the trigger phrase. Group 1: cd starter-workspace &amp;&amp; npm install &amp;&amp; npm run typecheck. Group 2: cd starter-workspace, create a venv, pip install -r requirements.txt, then python -m pytest and ruff check . Group 3: cd starter-code &amp;&amp; pip install -r requirements.txt &amp;&amp; python -m pytest (3 tests must pass). Group 4: same, and 2 tests must pass. If any of these fail, call the facilitator now rather than at 14:00.</w:t>
+        <w:spacing w:after="110"/>
+      </w:pPr>
+      <w:r>
+        <w:rPr>
+          <w:rFonts w:ascii="Calibri" w:cs="Calibri" w:eastAsia="Calibri" w:hAnsi="Calibri"/>
+          <w:color w:val="333333"/>
+          <w:sz w:val="22"/>
+          <w:szCs w:val="22"/>
+        </w:rPr>
+        <w:t xml:space="preserve">Run your group's 5-minute toolchain check before you paste the trigger phrase. </w:t>
+      </w:r>
+      <w:r>
+        <w:rPr>
+          <w:rFonts w:ascii="Calibri" w:cs="Calibri" w:eastAsia="Calibri" w:hAnsi="Calibri"/>
+          <w:b/>
+          <w:bCs/>
+          <w:color w:val="333333"/>
+          <w:sz w:val="22"/>
+          <w:szCs w:val="22"/>
+        </w:rPr>
+        <w:t xml:space="preserve">Group 1: </w:t>
+      </w:r>
+      <w:r>
+        <w:rPr>
+          <w:rFonts w:ascii="Consolas" w:cs="Consolas" w:eastAsia="Consolas" w:hAnsi="Consolas"/>
+          <w:color w:val="333333"/>
+          <w:sz w:val="22"/>
+          <w:szCs w:val="22"/>
+        </w:rPr>
+        <w:t xml:space="preserve">cd starter-workspace &amp;&amp; npm install &amp;&amp; npm run typecheck &amp;&amp; npm test &amp;&amp; npm run lint</w:t>
+      </w:r>
+      <w:r>
+        <w:rPr>
+          <w:rFonts w:ascii="Calibri" w:cs="Calibri" w:eastAsia="Calibri" w:hAnsi="Calibri"/>
+          <w:color w:val="333333"/>
+          <w:sz w:val="22"/>
+          <w:szCs w:val="22"/>
+        </w:rPr>
+        <w:t xml:space="preserve"> (all four green). </w:t>
+      </w:r>
+      <w:r>
+        <w:rPr>
+          <w:rFonts w:ascii="Calibri" w:cs="Calibri" w:eastAsia="Calibri" w:hAnsi="Calibri"/>
+          <w:b/>
+          <w:bCs/>
+          <w:color w:val="333333"/>
+          <w:sz w:val="22"/>
+          <w:szCs w:val="22"/>
+        </w:rPr>
+        <w:t xml:space="preserve">Group 2: </w:t>
+      </w:r>
+      <w:r>
+        <w:rPr>
+          <w:rFonts w:ascii="Calibri" w:cs="Calibri" w:eastAsia="Calibri" w:hAnsi="Calibri"/>
+          <w:color w:val="333333"/>
+          <w:sz w:val="22"/>
+          <w:szCs w:val="22"/>
+        </w:rPr>
+        <w:t xml:space="preserve">cd starter-workspace, create a venv, pip install -r requirements.txt, then </w:t>
+      </w:r>
+      <w:r>
+        <w:rPr>
+          <w:rFonts w:ascii="Consolas" w:cs="Consolas" w:eastAsia="Consolas" w:hAnsi="Consolas"/>
+          <w:color w:val="333333"/>
+          <w:sz w:val="22"/>
+          <w:szCs w:val="22"/>
+        </w:rPr>
+        <w:t xml:space="preserve">python -m pytest</w:t>
+      </w:r>
+      <w:r>
+        <w:rPr>
+          <w:rFonts w:ascii="Calibri" w:cs="Calibri" w:eastAsia="Calibri" w:hAnsi="Calibri"/>
+          <w:color w:val="333333"/>
+          <w:sz w:val="22"/>
+          <w:szCs w:val="22"/>
+        </w:rPr>
+        <w:t xml:space="preserve">, </w:t>
+      </w:r>
+      <w:r>
+        <w:rPr>
+          <w:rFonts w:ascii="Consolas" w:cs="Consolas" w:eastAsia="Consolas" w:hAnsi="Consolas"/>
+          <w:color w:val="333333"/>
+          <w:sz w:val="22"/>
+          <w:szCs w:val="22"/>
+        </w:rPr>
+        <w:t xml:space="preserve">ruff check .</w:t>
+      </w:r>
+      <w:r>
+        <w:rPr>
+          <w:rFonts w:ascii="Calibri" w:cs="Calibri" w:eastAsia="Calibri" w:hAnsi="Calibri"/>
+          <w:color w:val="333333"/>
+          <w:sz w:val="22"/>
+          <w:szCs w:val="22"/>
+        </w:rPr>
+        <w:t xml:space="preserve"> and </w:t>
+      </w:r>
+      <w:r>
+        <w:rPr>
+          <w:rFonts w:ascii="Consolas" w:cs="Consolas" w:eastAsia="Consolas" w:hAnsi="Consolas"/>
+          <w:color w:val="333333"/>
+          <w:sz w:val="22"/>
+          <w:szCs w:val="22"/>
+        </w:rPr>
+        <w:t xml:space="preserve">mypy .</w:t>
+      </w:r>
+      <w:r>
+        <w:rPr>
+          <w:rFonts w:ascii="Calibri" w:cs="Calibri" w:eastAsia="Calibri" w:hAnsi="Calibri"/>
+          <w:color w:val="333333"/>
+          <w:sz w:val="22"/>
+          <w:szCs w:val="22"/>
+        </w:rPr>
+        <w:t xml:space="preserve"> — and start the vendor mock in a second terminal: </w:t>
+      </w:r>
+      <w:r>
+        <w:rPr>
+          <w:rFonts w:ascii="Consolas" w:cs="Consolas" w:eastAsia="Consolas" w:hAnsi="Consolas"/>
+          <w:color w:val="333333"/>
+          <w:sz w:val="22"/>
+          <w:szCs w:val="22"/>
+        </w:rPr>
+        <w:t xml:space="preserve">python mock_verifyme.py</w:t>
+      </w:r>
+      <w:r>
+        <w:rPr>
+          <w:rFonts w:ascii="Calibri" w:cs="Calibri" w:eastAsia="Calibri" w:hAnsi="Calibri"/>
+          <w:color w:val="333333"/>
+          <w:sz w:val="22"/>
+          <w:szCs w:val="22"/>
+        </w:rPr>
+        <w:t xml:space="preserve"> (from the group folder). </w:t>
+      </w:r>
+      <w:r>
+        <w:rPr>
+          <w:rFonts w:ascii="Calibri" w:cs="Calibri" w:eastAsia="Calibri" w:hAnsi="Calibri"/>
+          <w:b/>
+          <w:bCs/>
+          <w:color w:val="333333"/>
+          <w:sz w:val="22"/>
+          <w:szCs w:val="22"/>
+        </w:rPr>
+        <w:t xml:space="preserve">Group 3: </w:t>
+      </w:r>
+      <w:r>
+        <w:rPr>
+          <w:rFonts w:ascii="Consolas" w:cs="Consolas" w:eastAsia="Consolas" w:hAnsi="Consolas"/>
+          <w:color w:val="333333"/>
+          <w:sz w:val="22"/>
+          <w:szCs w:val="22"/>
+        </w:rPr>
+        <w:t xml:space="preserve">cd starter-code &amp;&amp; pip install -r requirements.txt &amp;&amp; python -m pytest</w:t>
+      </w:r>
+      <w:r>
+        <w:rPr>
+          <w:rFonts w:ascii="Calibri" w:cs="Calibri" w:eastAsia="Calibri" w:hAnsi="Calibri"/>
+          <w:color w:val="333333"/>
+          <w:sz w:val="22"/>
+          <w:szCs w:val="22"/>
+        </w:rPr>
+        <w:t xml:space="preserve"> (3 tests must pass), then </w:t>
+      </w:r>
+      <w:r>
+        <w:rPr>
+          <w:rFonts w:ascii="Consolas" w:cs="Consolas" w:eastAsia="Consolas" w:hAnsi="Consolas"/>
+          <w:color w:val="333333"/>
+          <w:sz w:val="22"/>
+          <w:szCs w:val="22"/>
+        </w:rPr>
+        <w:t xml:space="preserve">python seed_cod.py ../sample-cod-day.csv</w:t>
+      </w:r>
+      <w:r>
+        <w:rPr>
+          <w:rFonts w:ascii="Calibri" w:cs="Calibri" w:eastAsia="Calibri" w:hAnsi="Calibri"/>
+          <w:color w:val="333333"/>
+          <w:sz w:val="22"/>
+          <w:szCs w:val="22"/>
+        </w:rPr>
+        <w:t xml:space="preserve">. </w:t>
+      </w:r>
+      <w:r>
+        <w:rPr>
+          <w:rFonts w:ascii="Calibri" w:cs="Calibri" w:eastAsia="Calibri" w:hAnsi="Calibri"/>
+          <w:b/>
+          <w:bCs/>
+          <w:color w:val="333333"/>
+          <w:sz w:val="22"/>
+          <w:szCs w:val="22"/>
+        </w:rPr>
+        <w:t xml:space="preserve">Group 4: </w:t>
+      </w:r>
+      <w:r>
+        <w:rPr>
+          <w:rFonts w:ascii="Consolas" w:cs="Consolas" w:eastAsia="Consolas" w:hAnsi="Consolas"/>
+          <w:color w:val="333333"/>
+          <w:sz w:val="22"/>
+          <w:szCs w:val="22"/>
+        </w:rPr>
+        <w:t xml:space="preserve">cd starter-code &amp;&amp; pip install -r requirements.txt &amp;&amp; python -m pytest</w:t>
+      </w:r>
+      <w:r>
+        <w:rPr>
+          <w:rFonts w:ascii="Calibri" w:cs="Calibri" w:eastAsia="Calibri" w:hAnsi="Calibri"/>
+          <w:color w:val="333333"/>
+          <w:sz w:val="22"/>
+          <w:szCs w:val="22"/>
+        </w:rPr>
+        <w:t xml:space="preserve"> (2 tests must pass), then </w:t>
+      </w:r>
+      <w:r>
+        <w:rPr>
+          <w:rFonts w:ascii="Consolas" w:cs="Consolas" w:eastAsia="Consolas" w:hAnsi="Consolas"/>
+          <w:color w:val="333333"/>
+          <w:sz w:val="22"/>
+          <w:szCs w:val="22"/>
+        </w:rPr>
+        <w:t xml:space="preserve">python seed.py ../sample-readings.jsonl</w:t>
+      </w:r>
+      <w:r>
+        <w:rPr>
+          <w:rFonts w:ascii="Calibri" w:cs="Calibri" w:eastAsia="Calibri" w:hAnsi="Calibri"/>
+          <w:color w:val="333333"/>
+          <w:sz w:val="22"/>
+          <w:szCs w:val="22"/>
+        </w:rPr>
+        <w:t xml:space="preserve">. If any of these fail, call the facilitator now rather than at 14:00.</w:t>
       </w:r>
     </w:p>
     <w:p>
@@ -1776,32 +2020,80 @@
     </w:p>
     <w:p>
       <w:pPr>
-        <w:pStyle w:val="Heading1"/>
-        <w:spacing w:after="140" w:before="300"/>
-      </w:pPr>
-      <w:r>
-        <w:rPr>
-          <w:rFonts w:ascii="Calibri" w:cs="Calibri" w:eastAsia="Calibri" w:hAnsi="Calibri"/>
-          <w:b/>
-          <w:bCs/>
-          <w:color w:val="232F3E"/>
-        </w:rPr>
-        <w:t>traceability-worksheet.md, completed. Five behaviours of your system, each walked backwards to the sentence that caused it, plus an honest note on where the chain broke. A team that reports a real break scores better than a team that only picked easy chains.</w:t>
-      </w:r>
-    </w:p>
-    <w:p>
-      <w:pPr>
-        <w:pStyle w:val="Heading1"/>
-        <w:spacing w:after="140" w:before="300"/>
-      </w:pPr>
-      <w:r>
-        <w:rPr>
-          <w:rFonts w:ascii="Calibri" w:cs="Calibri" w:eastAsia="Calibri" w:hAnsi="Calibri"/>
-          <w:b/>
-          <w:bCs/>
-          <w:color w:val="232F3E"/>
-        </w:rPr>
-        <w:t>team-log.md in your group folder - the Scribe fills it in as you go: roles, the decision log with the WHY column, the contradictions you found and how you resolved them, the gate approvals, any hand edits, and the retro. This is the file the facilitator reads when scoring decision quality, and it cannot be reconstructed convincingly on Day 2 afternoon.</w:t>
+        <w:pStyle w:val="ListParagraph"/>
+        <w:numPr>
+          <w:ilvl w:val="0"/>
+          <w:numId w:val="2"/>
+        </w:numPr>
+        <w:spacing w:after="70" w:line="264"/>
+      </w:pPr>
+      <w:r>
+        <w:rPr>
+          <w:rFonts w:ascii="Consolas" w:cs="Consolas" w:eastAsia="Consolas" w:hAnsi="Consolas"/>
+          <w:color w:val="333333"/>
+          <w:sz w:val="22"/>
+          <w:szCs w:val="22"/>
+        </w:rPr>
+        <w:t xml:space="preserve">traceability-worksheet.md</w:t>
+      </w:r>
+      <w:r>
+        <w:rPr>
+          <w:rFonts w:ascii="Calibri" w:cs="Calibri" w:eastAsia="Calibri" w:hAnsi="Calibri"/>
+          <w:b/>
+          <w:bCs/>
+          <w:color w:val="333333"/>
+          <w:sz w:val="22"/>
+          <w:szCs w:val="22"/>
+        </w:rPr>
+        <w:t xml:space="preserve">, completed.</w:t>
+      </w:r>
+      <w:r>
+        <w:rPr>
+          <w:rFonts w:ascii="Calibri" w:cs="Calibri" w:eastAsia="Calibri" w:hAnsi="Calibri"/>
+          <w:color w:val="333333"/>
+          <w:sz w:val="22"/>
+          <w:szCs w:val="22"/>
+        </w:rPr>
+        <w:t xml:space="preserve"> Five behaviours of your system, each walked backwards to the sentence that caused it, plus an honest note on where the chain broke. A team that reports a real break scores better than a team that only picked easy chains.</w:t>
+      </w:r>
+    </w:p>
+    <w:p>
+      <w:pPr>
+        <w:pStyle w:val="ListParagraph"/>
+        <w:numPr>
+          <w:ilvl w:val="0"/>
+          <w:numId w:val="2"/>
+        </w:numPr>
+        <w:spacing w:after="70" w:line="264"/>
+      </w:pPr>
+      <w:r>
+        <w:rPr>
+          <w:rFonts w:ascii="Consolas" w:cs="Consolas" w:eastAsia="Consolas" w:hAnsi="Consolas"/>
+          <w:color w:val="333333"/>
+          <w:sz w:val="22"/>
+          <w:szCs w:val="22"/>
+        </w:rPr>
+        <w:t xml:space="preserve">team-log.md</w:t>
+      </w:r>
+      <w:r>
+        <w:rPr>
+          <w:rFonts w:ascii="Calibri" w:cs="Calibri" w:eastAsia="Calibri" w:hAnsi="Calibri"/>
+          <w:b/>
+          <w:bCs/>
+          <w:color w:val="333333"/>
+          <w:sz w:val="22"/>
+          <w:szCs w:val="22"/>
+        </w:rPr>
+        <w:t xml:space="preserve"> in your group folder</w:t>
+      </w:r>
+      <w:r>
+        <w:rPr>
+          <w:rFonts w:ascii="Calibri" w:cs="Calibri" w:eastAsia="Calibri" w:hAnsi="Calibri"/>
+          <w:color w:val="333333"/>
+          <w:sz w:val="22"/>
+          <w:szCs w:val="22"/>
+        </w:rPr>
+        <w:t xml:space="preserve"> - the Scribe fills it in as you go: roles, the decision log with the WHY column, the contradictions you found and how you resolved them, the gate approvals, any hand edits, and the retro. This is the file the facilitator reads when scoring decision quality, and it cannot be reconstructed convincingly on Day 2 afternoon.</w:t>
       </w:r>
     </w:p>
     <w:p>

--- a/Participant-Setup-Guide.docx
+++ b/Participant-Setup-Guide.docx
@@ -243,36 +243,33 @@
           <w:sz w:val="22"/>
           <w:szCs w:val="22"/>
         </w:rPr>
-        <w:t xml:space="preserve">Python groups (2, 3, 4): </w:t>
-      </w:r>
-      <w:r>
-        <w:rPr>
-          <w:rFonts w:ascii="Calibri" w:cs="Calibri" w:eastAsia="Calibri" w:hAnsi="Calibri"/>
-          <w:color w:val="333333"/>
-          <w:sz w:val="22"/>
-          <w:szCs w:val="22"/>
-        </w:rPr>
-        <w:t xml:space="preserve">Python 3.12 + pip.  </w:t>
-      </w:r>
-      <w:r>
-        <w:rPr>
-          <w:rFonts w:ascii="Calibri" w:cs="Calibri" w:eastAsia="Calibri" w:hAnsi="Calibri"/>
-          <w:b/>
-          <w:bCs/>
-          <w:color w:val="333333"/>
-          <w:sz w:val="22"/>
-          <w:szCs w:val="22"/>
-        </w:rPr>
-        <w:t xml:space="preserve">TypeScript group (1): </w:t>
-      </w:r>
-      <w:r>
-        <w:rPr>
-          <w:rFonts w:ascii="Calibri" w:cs="Calibri" w:eastAsia="Calibri" w:hAnsi="Calibri"/>
-          <w:color w:val="333333"/>
-          <w:sz w:val="22"/>
-          <w:szCs w:val="22"/>
-        </w:rPr>
-        <w:t xml:space="preserve">Node.js 20 + npm.</w:t>
+        <w:t>Python groups (2, 3, 4): Python 3.12 + pip.  TypeScript group (1): Node.js 20 + npm.  Groups 1 and 2 additionally need Docker Desktop installed AND running - their service stores data in PostgreSQL 15, which the kit starts for them in a local container. Nothing runs in a cloud. Verify with: docker run --rm hello-world</w:t>
+      </w:r>
+      <w:r>
+        <w:rPr>
+          <w:rFonts w:ascii="Calibri" w:cs="Calibri" w:eastAsia="Calibri" w:hAnsi="Calibri"/>
+          <w:color w:val="333333"/>
+          <w:sz w:val="22"/>
+          <w:szCs w:val="22"/>
+        </w:rPr>
+      </w:r>
+      <w:r>
+        <w:rPr>
+          <w:rFonts w:ascii="Calibri" w:cs="Calibri" w:eastAsia="Calibri" w:hAnsi="Calibri"/>
+          <w:b/>
+          <w:bCs/>
+          <w:color w:val="333333"/>
+          <w:sz w:val="22"/>
+          <w:szCs w:val="22"/>
+        </w:rPr>
+      </w:r>
+      <w:r>
+        <w:rPr>
+          <w:rFonts w:ascii="Calibri" w:cs="Calibri" w:eastAsia="Calibri" w:hAnsi="Calibri"/>
+          <w:color w:val="333333"/>
+          <w:sz w:val="22"/>
+          <w:szCs w:val="22"/>
+        </w:rPr>
       </w:r>
     </w:p>
     <w:p>
@@ -1166,18 +1163,17 @@
           <w:sz w:val="22"/>
           <w:szCs w:val="22"/>
         </w:rPr>
-        <w:t xml:space="preserve">Run your group's 5-minute toolchain check before you paste the trigger phrase. </w:t>
-      </w:r>
-      <w:r>
-        <w:rPr>
-          <w:rFonts w:ascii="Calibri" w:cs="Calibri" w:eastAsia="Calibri" w:hAnsi="Calibri"/>
-          <w:b/>
-          <w:bCs/>
-          <w:color w:val="333333"/>
-          <w:sz w:val="22"/>
-          <w:szCs w:val="22"/>
-        </w:rPr>
-        <w:t xml:space="preserve">Group 1: </w:t>
+        <w:t>Run your group's 5-minute toolchain check before you paste the trigger phrase. Group 1: cd starter-workspace &amp;&amp; npm install &amp;&amp; npm run typecheck &amp;&amp; npm test &amp;&amp; npm run lint, then npm run db:up and npm run db:ping (all six green - Docker Desktop must be running). Group 2: cd starter-workspace, create a venv, pip install -r requirements.txt, then python -m pytest, ruff check ., mypy ., docker compose up -d and python scripts/db_ping.py (all five green - Docker Desktop must be running) — and start the vendor mock in a second terminal: python mock_verifyme.py (from the group folder). Group 3: cd starter-code &amp;&amp; pip install -r requirements.txt &amp;&amp; python -m pytest (3 tests must pass), then python seed_cod.py ../sample-cod-day.csv. Group 4: cd starter-code &amp;&amp; pip install -r requirements.txt &amp;&amp; python -m pytest (2 tests must pass), then python seed.py ../sample-readings.jsonl. If any of these fail, call the facilitator now rather than at 14:00.</w:t>
+      </w:r>
+      <w:r>
+        <w:rPr>
+          <w:rFonts w:ascii="Calibri" w:cs="Calibri" w:eastAsia="Calibri" w:hAnsi="Calibri"/>
+          <w:b/>
+          <w:bCs/>
+          <w:color w:val="333333"/>
+          <w:sz w:val="22"/>
+          <w:szCs w:val="22"/>
+        </w:rPr>
       </w:r>
       <w:r>
         <w:rPr>
@@ -1186,36 +1182,32 @@
           <w:sz w:val="22"/>
           <w:szCs w:val="22"/>
         </w:rPr>
-        <w:t xml:space="preserve">cd starter-workspace &amp;&amp; npm install &amp;&amp; npm run typecheck &amp;&amp; npm test &amp;&amp; npm run lint</w:t>
-      </w:r>
-      <w:r>
-        <w:rPr>
-          <w:rFonts w:ascii="Calibri" w:cs="Calibri" w:eastAsia="Calibri" w:hAnsi="Calibri"/>
-          <w:color w:val="333333"/>
-          <w:sz w:val="22"/>
-          <w:szCs w:val="22"/>
-        </w:rPr>
-        <w:t xml:space="preserve"> (all four green). </w:t>
-      </w:r>
-      <w:r>
-        <w:rPr>
-          <w:rFonts w:ascii="Calibri" w:cs="Calibri" w:eastAsia="Calibri" w:hAnsi="Calibri"/>
-          <w:b/>
-          <w:bCs/>
-          <w:color w:val="333333"/>
-          <w:sz w:val="22"/>
-          <w:szCs w:val="22"/>
-        </w:rPr>
-        <w:t xml:space="preserve">Group 2: </w:t>
-      </w:r>
-      <w:r>
-        <w:rPr>
-          <w:rFonts w:ascii="Calibri" w:cs="Calibri" w:eastAsia="Calibri" w:hAnsi="Calibri"/>
-          <w:color w:val="333333"/>
-          <w:sz w:val="22"/>
-          <w:szCs w:val="22"/>
-        </w:rPr>
-        <w:t xml:space="preserve">cd starter-workspace, create a venv, pip install -r requirements.txt, then </w:t>
+      </w:r>
+      <w:r>
+        <w:rPr>
+          <w:rFonts w:ascii="Calibri" w:cs="Calibri" w:eastAsia="Calibri" w:hAnsi="Calibri"/>
+          <w:color w:val="333333"/>
+          <w:sz w:val="22"/>
+          <w:szCs w:val="22"/>
+        </w:rPr>
+      </w:r>
+      <w:r>
+        <w:rPr>
+          <w:rFonts w:ascii="Calibri" w:cs="Calibri" w:eastAsia="Calibri" w:hAnsi="Calibri"/>
+          <w:b/>
+          <w:bCs/>
+          <w:color w:val="333333"/>
+          <w:sz w:val="22"/>
+          <w:szCs w:val="22"/>
+        </w:rPr>
+      </w:r>
+      <w:r>
+        <w:rPr>
+          <w:rFonts w:ascii="Calibri" w:cs="Calibri" w:eastAsia="Calibri" w:hAnsi="Calibri"/>
+          <w:color w:val="333333"/>
+          <w:sz w:val="22"/>
+          <w:szCs w:val="22"/>
+        </w:rPr>
       </w:r>
       <w:r>
         <w:rPr>
@@ -1224,16 +1216,14 @@
           <w:sz w:val="22"/>
           <w:szCs w:val="22"/>
         </w:rPr>
-        <w:t xml:space="preserve">python -m pytest</w:t>
-      </w:r>
-      <w:r>
-        <w:rPr>
-          <w:rFonts w:ascii="Calibri" w:cs="Calibri" w:eastAsia="Calibri" w:hAnsi="Calibri"/>
-          <w:color w:val="333333"/>
-          <w:sz w:val="22"/>
-          <w:szCs w:val="22"/>
-        </w:rPr>
-        <w:t xml:space="preserve">, </w:t>
+      </w:r>
+      <w:r>
+        <w:rPr>
+          <w:rFonts w:ascii="Calibri" w:cs="Calibri" w:eastAsia="Calibri" w:hAnsi="Calibri"/>
+          <w:color w:val="333333"/>
+          <w:sz w:val="22"/>
+          <w:szCs w:val="22"/>
+        </w:rPr>
       </w:r>
       <w:r>
         <w:rPr>
@@ -1242,16 +1232,14 @@
           <w:sz w:val="22"/>
           <w:szCs w:val="22"/>
         </w:rPr>
-        <w:t xml:space="preserve">ruff check .</w:t>
-      </w:r>
-      <w:r>
-        <w:rPr>
-          <w:rFonts w:ascii="Calibri" w:cs="Calibri" w:eastAsia="Calibri" w:hAnsi="Calibri"/>
-          <w:color w:val="333333"/>
-          <w:sz w:val="22"/>
-          <w:szCs w:val="22"/>
-        </w:rPr>
-        <w:t xml:space="preserve"> and </w:t>
+      </w:r>
+      <w:r>
+        <w:rPr>
+          <w:rFonts w:ascii="Calibri" w:cs="Calibri" w:eastAsia="Calibri" w:hAnsi="Calibri"/>
+          <w:color w:val="333333"/>
+          <w:sz w:val="22"/>
+          <w:szCs w:val="22"/>
+        </w:rPr>
       </w:r>
       <w:r>
         <w:rPr>
@@ -1260,16 +1248,14 @@
           <w:sz w:val="22"/>
           <w:szCs w:val="22"/>
         </w:rPr>
-        <w:t xml:space="preserve">mypy .</w:t>
-      </w:r>
-      <w:r>
-        <w:rPr>
-          <w:rFonts w:ascii="Calibri" w:cs="Calibri" w:eastAsia="Calibri" w:hAnsi="Calibri"/>
-          <w:color w:val="333333"/>
-          <w:sz w:val="22"/>
-          <w:szCs w:val="22"/>
-        </w:rPr>
-        <w:t xml:space="preserve"> — and start the vendor mock in a second terminal: </w:t>
+      </w:r>
+      <w:r>
+        <w:rPr>
+          <w:rFonts w:ascii="Calibri" w:cs="Calibri" w:eastAsia="Calibri" w:hAnsi="Calibri"/>
+          <w:color w:val="333333"/>
+          <w:sz w:val="22"/>
+          <w:szCs w:val="22"/>
+        </w:rPr>
       </w:r>
       <w:r>
         <w:rPr>
@@ -1278,27 +1264,24 @@
           <w:sz w:val="22"/>
           <w:szCs w:val="22"/>
         </w:rPr>
-        <w:t xml:space="preserve">python mock_verifyme.py</w:t>
-      </w:r>
-      <w:r>
-        <w:rPr>
-          <w:rFonts w:ascii="Calibri" w:cs="Calibri" w:eastAsia="Calibri" w:hAnsi="Calibri"/>
-          <w:color w:val="333333"/>
-          <w:sz w:val="22"/>
-          <w:szCs w:val="22"/>
-        </w:rPr>
-        <w:t xml:space="preserve"> (from the group folder). </w:t>
-      </w:r>
-      <w:r>
-        <w:rPr>
-          <w:rFonts w:ascii="Calibri" w:cs="Calibri" w:eastAsia="Calibri" w:hAnsi="Calibri"/>
-          <w:b/>
-          <w:bCs/>
-          <w:color w:val="333333"/>
-          <w:sz w:val="22"/>
-          <w:szCs w:val="22"/>
-        </w:rPr>
-        <w:t xml:space="preserve">Group 3: </w:t>
+      </w:r>
+      <w:r>
+        <w:rPr>
+          <w:rFonts w:ascii="Calibri" w:cs="Calibri" w:eastAsia="Calibri" w:hAnsi="Calibri"/>
+          <w:color w:val="333333"/>
+          <w:sz w:val="22"/>
+          <w:szCs w:val="22"/>
+        </w:rPr>
+      </w:r>
+      <w:r>
+        <w:rPr>
+          <w:rFonts w:ascii="Calibri" w:cs="Calibri" w:eastAsia="Calibri" w:hAnsi="Calibri"/>
+          <w:b/>
+          <w:bCs/>
+          <w:color w:val="333333"/>
+          <w:sz w:val="22"/>
+          <w:szCs w:val="22"/>
+        </w:rPr>
       </w:r>
       <w:r>
         <w:rPr>
@@ -1307,16 +1290,14 @@
           <w:sz w:val="22"/>
           <w:szCs w:val="22"/>
         </w:rPr>
-        <w:t xml:space="preserve">cd starter-code &amp;&amp; pip install -r requirements.txt &amp;&amp; python -m pytest</w:t>
-      </w:r>
-      <w:r>
-        <w:rPr>
-          <w:rFonts w:ascii="Calibri" w:cs="Calibri" w:eastAsia="Calibri" w:hAnsi="Calibri"/>
-          <w:color w:val="333333"/>
-          <w:sz w:val="22"/>
-          <w:szCs w:val="22"/>
-        </w:rPr>
-        <w:t xml:space="preserve"> (3 tests must pass), then </w:t>
+      </w:r>
+      <w:r>
+        <w:rPr>
+          <w:rFonts w:ascii="Calibri" w:cs="Calibri" w:eastAsia="Calibri" w:hAnsi="Calibri"/>
+          <w:color w:val="333333"/>
+          <w:sz w:val="22"/>
+          <w:szCs w:val="22"/>
+        </w:rPr>
       </w:r>
       <w:r>
         <w:rPr>
@@ -1325,27 +1306,24 @@
           <w:sz w:val="22"/>
           <w:szCs w:val="22"/>
         </w:rPr>
-        <w:t xml:space="preserve">python seed_cod.py ../sample-cod-day.csv</w:t>
-      </w:r>
-      <w:r>
-        <w:rPr>
-          <w:rFonts w:ascii="Calibri" w:cs="Calibri" w:eastAsia="Calibri" w:hAnsi="Calibri"/>
-          <w:color w:val="333333"/>
-          <w:sz w:val="22"/>
-          <w:szCs w:val="22"/>
-        </w:rPr>
-        <w:t xml:space="preserve">. </w:t>
-      </w:r>
-      <w:r>
-        <w:rPr>
-          <w:rFonts w:ascii="Calibri" w:cs="Calibri" w:eastAsia="Calibri" w:hAnsi="Calibri"/>
-          <w:b/>
-          <w:bCs/>
-          <w:color w:val="333333"/>
-          <w:sz w:val="22"/>
-          <w:szCs w:val="22"/>
-        </w:rPr>
-        <w:t xml:space="preserve">Group 4: </w:t>
+      </w:r>
+      <w:r>
+        <w:rPr>
+          <w:rFonts w:ascii="Calibri" w:cs="Calibri" w:eastAsia="Calibri" w:hAnsi="Calibri"/>
+          <w:color w:val="333333"/>
+          <w:sz w:val="22"/>
+          <w:szCs w:val="22"/>
+        </w:rPr>
+      </w:r>
+      <w:r>
+        <w:rPr>
+          <w:rFonts w:ascii="Calibri" w:cs="Calibri" w:eastAsia="Calibri" w:hAnsi="Calibri"/>
+          <w:b/>
+          <w:bCs/>
+          <w:color w:val="333333"/>
+          <w:sz w:val="22"/>
+          <w:szCs w:val="22"/>
+        </w:rPr>
       </w:r>
       <w:r>
         <w:rPr>
@@ -1354,16 +1332,14 @@
           <w:sz w:val="22"/>
           <w:szCs w:val="22"/>
         </w:rPr>
-        <w:t xml:space="preserve">cd starter-code &amp;&amp; pip install -r requirements.txt &amp;&amp; python -m pytest</w:t>
-      </w:r>
-      <w:r>
-        <w:rPr>
-          <w:rFonts w:ascii="Calibri" w:cs="Calibri" w:eastAsia="Calibri" w:hAnsi="Calibri"/>
-          <w:color w:val="333333"/>
-          <w:sz w:val="22"/>
-          <w:szCs w:val="22"/>
-        </w:rPr>
-        <w:t xml:space="preserve"> (2 tests must pass), then </w:t>
+      </w:r>
+      <w:r>
+        <w:rPr>
+          <w:rFonts w:ascii="Calibri" w:cs="Calibri" w:eastAsia="Calibri" w:hAnsi="Calibri"/>
+          <w:color w:val="333333"/>
+          <w:sz w:val="22"/>
+          <w:szCs w:val="22"/>
+        </w:rPr>
       </w:r>
       <w:r>
         <w:rPr>
@@ -1372,16 +1348,14 @@
           <w:sz w:val="22"/>
           <w:szCs w:val="22"/>
         </w:rPr>
-        <w:t xml:space="preserve">python seed.py ../sample-readings.jsonl</w:t>
-      </w:r>
-      <w:r>
-        <w:rPr>
-          <w:rFonts w:ascii="Calibri" w:cs="Calibri" w:eastAsia="Calibri" w:hAnsi="Calibri"/>
-          <w:color w:val="333333"/>
-          <w:sz w:val="22"/>
-          <w:szCs w:val="22"/>
-        </w:rPr>
-        <w:t xml:space="preserve">. If any of these fail, call the facilitator now rather than at 14:00.</w:t>
+      </w:r>
+      <w:r>
+        <w:rPr>
+          <w:rFonts w:ascii="Calibri" w:cs="Calibri" w:eastAsia="Calibri" w:hAnsi="Calibri"/>
+          <w:color w:val="333333"/>
+          <w:sz w:val="22"/>
+          <w:szCs w:val="22"/>
+        </w:rPr>
       </w:r>
     </w:p>
     <w:p>

--- a/Participant-Setup-Guide.docx
+++ b/Participant-Setup-Guide.docx
@@ -222,7 +222,7 @@
           <w:sz w:val="22"/>
           <w:szCs w:val="22"/>
         </w:rPr>
-        <w:t>Git installed. Groups 1 and 2 work in the starter-workspace/ folder inside their group folder - it holds the toolchain only (no application code), already configured to the company standards in their technical-environment.md. Groups 3 and 4 work in the provided starter-code/ folder.</w:t>
+        <w:t>Git installed. Groups 1 and 2 get no starter project - they create their own, in the group folder, once Application Design says what it should look like. Their local-environment/ folder holds only a docker-compose.yml that gives them a local PostgreSQL. Groups 3 and 4 work in the provided starter-code/ folder, which is a running service.</w:t>
       </w:r>
     </w:p>
     <w:p>
@@ -1163,7 +1163,7 @@
           <w:sz w:val="22"/>
           <w:szCs w:val="22"/>
         </w:rPr>
-        <w:t>Run your group's 5-minute toolchain check before you paste the trigger phrase. Group 1: cd starter-workspace &amp;&amp; npm install &amp;&amp; npm run typecheck &amp;&amp; npm test &amp;&amp; npm run lint, then npm run db:up and npm run db:ping (all six green - Docker Desktop must be running). Group 2: cd starter-workspace, create a venv, pip install -r requirements.txt, then python -m pytest, ruff check ., mypy ., docker compose up -d and python scripts/db_ping.py (all five green - Docker Desktop must be running) — and start the vendor mock in a second terminal: python mock_verifyme.py (from the group folder). Group 3: cd starter-code &amp;&amp; pip install -r requirements.txt &amp;&amp; python -m pytest (3 tests must pass), then python seed_cod.py ../sample-cod-day.csv. Group 4: cd starter-code &amp;&amp; pip install -r requirements.txt &amp;&amp; python -m pytest (2 tests must pass), then python seed.py ../sample-readings.jsonl. If any of these fail, call the facilitator now rather than at 14:00.</w:t>
+        <w:t>Bring up your environment before you paste the trigger phrase. Group 1: node -v shows v20.x, then cd local-environment &amp;&amp; docker compose up -d &amp;&amp; node check-db.mjs. Group 2: python --version shows 3.12.x, then cd local-environment &amp;&amp; docker compose up -d &amp;&amp; python check_db.py - and start the vendor mock in a second terminal: python mock_verifyme.py (from the group folder). Groups 1 and 2 need Docker Desktop running. Group 3: cd starter-code &amp;&amp; pip install -r requirements.txt &amp;&amp; python -m pytest (3 tests must pass), then python seed_cod.py ../sample-cod-day.csv. Group 4: cd starter-code &amp;&amp; pip install -r requirements.txt &amp;&amp; python -m pytest (2 tests must pass), then python seed.py ../sample-readings.jsonl. If any of these fail, call the facilitator now rather than at 14:00.</w:t>
       </w:r>
       <w:r>
         <w:rPr>

--- a/Participant-Setup-Guide.docx
+++ b/Participant-Setup-Guide.docx
@@ -333,7 +333,7 @@
           <w:sz w:val="22"/>
           <w:szCs w:val="22"/>
         </w:rPr>
-        <w:t>Download the rules bundle from the GitHub Releases page of awslabs/aidlc-workflows. Use the version your facilitator names at the start of the session - this kit was assembled and tested against v1.0.1, and the facilitator re-checks the newest release the day before. Do NOT take "whatever is latest" without checking: if the stage names have moved, the workshop checkpoints will not line up. The facilitator also has the bundle on a USB drive - use that if the venue network is busy.</w:t>
+        <w:t>Download the rules bundle from the GitHub Releases page of awslabs/aidlc-workflows. Use the version your facilitator names at the start of the session - this kit was assembled and tested against v1.0.1, and the facilitator re-checks the newest release the day before. Do NOT take "whatever is latest" without checking: if the stage names have moved, the workshop checkpoints will not line up. The facilitator also has the bundle on a USB drive - use that if the venue network is busy. One more thing: take the bundle from awslabs/aidlc-workflows and nothing else. A similarly named repository, aws-samples/sample-aidlc-decisions-driven-skill, is an independent implementation of the same methodology with different stage names, different decision gates and a /aidlc slash command instead of a trigger phrase. It is worth a look after the workshop; installing it during the workshop will make every checkpoint fail to line up.</w:t>
       </w:r>
       <w:r>
         <w:rPr>

--- a/Participant-Setup-Guide.docx
+++ b/Participant-Setup-Guide.docx
@@ -1163,7 +1163,7 @@
           <w:sz w:val="22"/>
           <w:szCs w:val="22"/>
         </w:rPr>
-        <w:t>Bring up your environment before you paste the trigger phrase. Group 1: node -v shows v20.x, then cd local-environment &amp;&amp; docker compose up -d &amp;&amp; node check-db.mjs. Group 2: python --version shows 3.12.x, then cd local-environment &amp;&amp; docker compose up -d &amp;&amp; python check_db.py - and start the vendor mock in a second terminal: python mock_verifyme.py (from the group folder). Groups 1 and 2 need Docker Desktop running. Group 3: cd starter-code &amp;&amp; pip install -r requirements.txt &amp;&amp; python -m pytest (3 tests must pass), then python seed_cod.py ../sample-cod-day.csv. Group 4: cd starter-code &amp;&amp; pip install -r requirements.txt &amp;&amp; python -m pytest (2 tests must pass), then python seed.py ../sample-readings.jsonl. If any of these fail, call the facilitator now rather than at 14:00.</w:t>
+        <w:t>Bring up your environment before you paste the trigger phrase. Group 1: node -v shows v20.x, then cd local-environment &amp;&amp; docker compose up -d &amp;&amp; node check-db.mjs. Group 2: python --version shows 3.12.x, then cd local-environment &amp;&amp; docker compose up -d &amp;&amp; python check_db.py - and start the vendor mock in a second terminal, from the group folder: pip install fastapi uvicorn httpx &amp;&amp; python mock_verifyme.py (those three packages are the mock's dependencies, not a recommendation for the team's own stack). Groups 1 and 2 need Docker Desktop running. Group 3: cd starter-code &amp;&amp; pip install -r requirements.txt &amp;&amp; python -m pytest (3 tests must pass), then python seed_cod.py ../sample-cod-day.csv. Group 4: cd starter-code &amp;&amp; pip install -r requirements.txt &amp;&amp; python -m pytest (2 tests must pass), then python seed.py ../sample-readings.jsonl. If any of these fail, call the facilitator now rather than at 14:00.</w:t>
       </w:r>
       <w:r>
         <w:rPr>
